--- a/docs/Menger/Companion_Volume_Formatting_Guide.docx
+++ b/docs/Menger/Companion_Volume_Formatting_Guide.docx
@@ -94,7 +94,13 @@
       </w:r>
       <w:r>
         <w:br/>
-        <w:t>- Integrated Commentary (Blue/Red interwoven)</w:t>
+        <w:t>- Integrated Commentary (Blue/Red</w:t>
+      </w:r>
+      <w:r>
+        <w:t>/Black</w:t>
+      </w:r>
+      <w:r>
+        <w:t xml:space="preserve"> interwoven)</w:t>
       </w:r>
       <w:r>
         <w:br/>
